--- a/Week_01/Day_04/Lab/Day_04_Lab_Guide.docx
+++ b/Week_01/Day_04/Lab/Day_04_Lab_Guide.docx
@@ -1,6 +1,6 @@
 
 <file path=word/document.xml><?xml version="1.0" encoding="utf-8"?>
-<w:document xmlns:wpc="http://schemas.microsoft.com/office/word/2010/wordprocessingCanvas" xmlns:mo="http://schemas.microsoft.com/office/mac/office/2008/main" xmlns:mc="http://schemas.openxmlformats.org/markup-compatibility/2006" xmlns:mv="urn:schemas-microsoft-com:mac:vml" xmlns:o="urn:schemas-microsoft-com:office:office" xmlns:r="http://schemas.openxmlformats.org/officeDocument/2006/relationships" xmlns:m="http://schemas.openxmlformats.org/officeDocument/2006/math" xmlns:v="urn:schemas-microsoft-com:vml" xmlns:wp14="http://schemas.microsoft.com/office/word/2010/wordprocessingDrawing" xmlns:wp="http://schemas.openxmlformats.org/drawingml/2006/wordprocessingDrawing" xmlns:w10="urn:schemas-microsoft-com:office:word" xmlns:w="http://schemas.openxmlformats.org/wordprocessingml/2006/main" xmlns:w14="http://schemas.microsoft.com/office/word/2010/wordml" xmlns:wpg="http://schemas.microsoft.com/office/word/2010/wordprocessingGroup" xmlns:wpi="http://schemas.microsoft.com/office/word/2010/wordprocessingInk" xmlns:wne="http://schemas.microsoft.com/office/word/2006/wordml" xmlns:wps="http://schemas.microsoft.com/office/word/2010/wordprocessingShape" mc:Ignorable="w14 wp14">
+<w:document xmlns:ns1="http://schemas.openxmlformats.org/markup-compatibility/2006" xmlns:ns2="http://schemas.openxmlformats.org/officeDocument/2006/relationships" xmlns:w="http://schemas.openxmlformats.org/wordprocessingml/2006/main" ns1:Ignorable="w14 wp14">
   <w:body>
     <w:p>
       <w:pPr>
@@ -212,6 +212,11 @@
       </w:pPr>
       <w:r>
         <w:t>Docker and Docker Compose must be available on the Ubuntu lab machine.</w:t>
+      </w:r>
+    </w:p>
+    <w:p>
+      <w:r>
+        <w:t>Correction from lab validation: use the pinned Docker images in the supplied Lab_Files/docker-compose.yml. The Debezium Connect image should be `debezium/connect:2.5`; `debezium/connect:3.5` was not available from Docker Hub during validation.</w:t>
       </w:r>
     </w:p>
     <w:p>
@@ -668,6 +673,11 @@
       </w:r>
     </w:p>
     <w:p>
+      <w:r>
+        <w:t>If the compose file still references `debezium/connect:3.5` or Confluent `latest` images, update it to the validated pinned images before starting: `debezium/connect:2.5`, `debezium/postgres:15`, `confluentinc/cp-kafka:7.5.0`, and `confluentinc/cp-zookeeper:7.5.0`.</w:t>
+      </w:r>
+    </w:p>
+    <w:p>
       <w:pPr>
         <w:spacing w:before="60" w:after="140"/>
         <w:ind w:left="288" w:right="144"/>
@@ -845,11 +855,13 @@
       </w:r>
     </w:p>
     <w:p>
-      <w:pPr>
-        <w:pStyle w:val="ListNumber"/>
-      </w:pPr>
       <w:r>
-        <w:t>Change Dina's balance twice and locate the before/after information in the emitted records.</w:t>
+        <w:t>Change Dina's balance twice and locate the successive emitted row states. In the supplied connector, `ExtractNewRecordState` unwraps the Debezium envelope, so the Kafka topic shows the post-change row payload rather than nested `before` and `after` objects.</w:t>
+      </w:r>
+    </w:p>
+    <w:p>
+      <w:r>
+        <w:t>If you need explicit `before` and `after` fields for teaching or debugging, remove the unwrap transform from `postgres-connector.json` and configure PostgreSQL replica identity appropriately, for example `ALTER TABLE customers REPLICA IDENTITY FULL;`.</w:t>
       </w:r>
     </w:p>
     <w:p>
@@ -877,11 +889,8 @@
       </w:r>
     </w:p>
     <w:p>
-      <w:pPr>
-        <w:pStyle w:val="ListBullet"/>
-      </w:pPr>
       <w:r>
-        <w:t>A screenshot or copied record for the initial snapshot and one later update.</w:t>
+        <w:t>A screenshot or copied record for the initial snapshot and one later update. With the supplied unwrap transform, the update evidence is the later current row payload, not a full Debezium envelope.</w:t>
       </w:r>
     </w:p>
     <w:p>
@@ -901,8 +910,8 @@
       </w:r>
     </w:p>
     <w:sectPr>
-      <w:headerReference w:type="default" r:id="rId9"/>
-      <w:footerReference w:type="default" r:id="rId10"/>
+      <w:headerReference w:type="default" ns2:id="rId9"/>
+      <w:footerReference w:type="default" ns2:id="rId10"/>
       <w:pgSz w:w="12240" w:h="15840"/>
       <w:pgMar w:top="1008" w:right="1152" w:bottom="936" w:left="1152" w:header="720" w:footer="720" w:gutter="0"/>
       <w:cols w:space="720"/>
